--- a/khung/mau-soan-bai.docx
+++ b/khung/mau-soan-bai.docx
@@ -217,7 +217,7 @@
           </w:tcPr>
           <w:p>
             <w:r>
-              <w:t>Ngọc bích  (hoặc: Son mực, Tươi sáng)</w:t>
+              <w:t>Ngọc bích  (hoặc: Sổ tay, Thẻ học, Tạp chí, Bảng đen, Son mực, Tươi sáng)</w:t>
             </w:r>
           </w:p>
         </w:tc>
